--- a/templates/Ricoh.docx
+++ b/templates/Ricoh.docx
@@ -1637,15 +1637,13 @@
               <w:lastRenderedPageBreak/>
               <w:t xml:space="preserve">Nombre </w:t>
             </w:r>
-            <w:proofErr w:type="spellStart"/>
             <w:r>
               <w:rPr>
                 <w:sz w:val="38"/>
                 <w:szCs w:val="20"/>
               </w:rPr>
-              <w:t>puesto</w:t>
+              <w:t xml:space="preserve">de posición</w:t>
             </w:r>
-            <w:proofErr w:type="spellEnd"/>
             <w:r>
               <w:rPr>
                 <w:sz w:val="38"/>
